--- a/business/for_codex/03_data_room/team/ATOMiK_Team_Overview.docx
+++ b/business/for_codex/03_data_room/team/ATOMiK_Team_Overview.docx
@@ -247,6 +247,62 @@
           <w:sz w:val="18"/>
         </w:rPr>
         <w:t>No advisors formally signed as of May 2026. See advisory_board_plan.md for target criteria.</w:t>
+      </w:r>
+    </w:p>
+    <w:p>
+      <w:r>
+        <w:br w:type="page"/>
+      </w:r>
+    </w:p>
+    <w:p>
+      <w:pPr>
+        <w:pStyle w:val="Heading1"/>
+      </w:pPr>
+      <w:r>
+        <w:rPr>
+          <w:color w:val="070B12"/>
+        </w:rPr>
+        <w:t>Key-Person Risk Mitigation</w:t>
+      </w:r>
+    </w:p>
+    <w:p>
+      <w:r>
+        <w:rPr>
+          <w:sz w:val="22"/>
+        </w:rPr>
+        <w:t>Senior hardware engineer — Planned post-close to support RTL optimization, customer workload harnesses, and ASIC-readiness work.</w:t>
+      </w:r>
+    </w:p>
+    <w:p>
+      <w:r>
+        <w:rPr>
+          <w:sz w:val="22"/>
+        </w:rPr>
+        <w:t>Customer / solutions engineer — Planned to execute workload proof, baseline mapping, and customer evaluation artifacts.</w:t>
+      </w:r>
+    </w:p>
+    <w:p>
+      <w:r>
+        <w:rPr>
+          <w:sz w:val="22"/>
+        </w:rPr>
+        <w:t>Fractional CFO — Needed for SAFE terms, investor reporting, financial model, and close mechanics.</w:t>
+      </w:r>
+    </w:p>
+    <w:p>
+      <w:r>
+        <w:rPr>
+          <w:sz w:val="22"/>
+        </w:rPr>
+        <w:t>IP counsel — Needed for patent conversion, assignment chain, prior-obligation review, and financing documents.</w:t>
+      </w:r>
+    </w:p>
+    <w:p>
+      <w:r>
+        <w:rPr>
+          <w:sz w:val="22"/>
+        </w:rPr>
+        <w:t>ASIC mentor / advisor — Needed before feasibility decisions and any future tape-out path.</w:t>
       </w:r>
     </w:p>
     <w:p>
